--- a/public/fun/forms/이력서_호텔·관광서비스_9_포트폴리오형.docx
+++ b/public/fun/forms/이력서_호텔·관광서비스_9_포트폴리오형.docx
@@ -808,6 +808,253 @@
           <w:color w:val="231F51"/>
           <w:sz w:val="22"/>
         </w:rPr>
+        <w:t>자격 · 학력</w:t>
+      </w:r>
+    </w:p>
+    <w:tbl>
+      <w:tblPr>
+        <w:tblW w:w="10410" w:type="dxa"/>
+        <w:jc w:val="left"/>
+        <w:tblLayout w:type="fixed"/>
+        <w:tblCellMar>
+          <w:top w:w="70" w:type="dxa"/>
+          <w:left w:w="140" w:type="dxa"/>
+          <w:bottom w:w="70" w:type="dxa"/>
+          <w:right w:w="140" w:type="dxa"/>
+        </w:tblCellMar>
+        <w:tblLook w:firstColumn="1" w:firstRow="1" w:lastColumn="0" w:lastRow="0" w:noHBand="0" w:noVBand="1" w:val="04A0"/>
+      </w:tblPr>
+      <w:tblGrid>
+        <w:gridCol w:w="10410"/>
+      </w:tblGrid>
+      <w:tr>
+        <w:trPr>
+          <w:trHeight w:val="930" w:hRule="atLeast"/>
+          <w:cantSplit/>
+        </w:trPr>
+        <w:tc>
+          <w:tcPr>
+            <w:tcW w:type="dxa" w:w="10410"/>
+            <w:tcBorders>
+              <w:top w:val="single" w:sz="4" w:space="0" w:color="C4C3D5"/>
+              <w:left w:val="single" w:sz="30" w:space="0" w:color="413D85"/>
+              <w:bottom w:val="single" w:sz="4" w:space="0" w:color="C4C3D5"/>
+              <w:right w:val="single" w:sz="4" w:space="0" w:color="C4C3D5"/>
+            </w:tcBorders>
+          </w:tcPr>
+          <w:p>
+            <w:pPr>
+              <w:tabs>
+                <w:tab w:pos="9990" w:val="right"/>
+              </w:tabs>
+              <w:spacing w:before="0" w:after="0"/>
+              <w:jc w:val="left"/>
+            </w:pPr>
+            <w:r>
+              <w:rPr>
+                <w:b/>
+                <w:color w:val="231F51"/>
+                <w:sz w:val="21"/>
+              </w:rPr>
+              <w:t>자격 · 학교</w:t>
+            </w:r>
+            <w:r>
+              <w:rPr>
+                <w:color w:val="A9B0B8"/>
+                <w:sz w:val="18"/>
+              </w:rPr>
+              <w:tab/>
+              <w:t>취득일</w:t>
+            </w:r>
+          </w:p>
+          <w:p>
+            <w:pPr>
+              <w:spacing w:before="40" w:after="0"/>
+              <w:jc w:val="left"/>
+            </w:pPr>
+            <w:r>
+              <w:rPr>
+                <w:color w:val="A9B0B8"/>
+                <w:sz w:val="18"/>
+              </w:rPr>
+              <w:t>내 용</w:t>
+            </w:r>
+          </w:p>
+        </w:tc>
+      </w:tr>
+    </w:tbl>
+    <w:p>
+      <w:pPr>
+        <w:spacing w:lineRule="exact" w:line="75" w:before="0" w:after="0"/>
+      </w:pPr>
+    </w:p>
+    <w:tbl>
+      <w:tblPr>
+        <w:tblW w:w="10410" w:type="dxa"/>
+        <w:jc w:val="left"/>
+        <w:tblLayout w:type="fixed"/>
+        <w:tblCellMar>
+          <w:top w:w="70" w:type="dxa"/>
+          <w:left w:w="140" w:type="dxa"/>
+          <w:bottom w:w="70" w:type="dxa"/>
+          <w:right w:w="140" w:type="dxa"/>
+        </w:tblCellMar>
+        <w:tblLook w:firstColumn="1" w:firstRow="1" w:lastColumn="0" w:lastRow="0" w:noHBand="0" w:noVBand="1" w:val="04A0"/>
+      </w:tblPr>
+      <w:tblGrid>
+        <w:gridCol w:w="10410"/>
+      </w:tblGrid>
+      <w:tr>
+        <w:trPr>
+          <w:trHeight w:val="930" w:hRule="atLeast"/>
+          <w:cantSplit/>
+        </w:trPr>
+        <w:tc>
+          <w:tcPr>
+            <w:tcW w:type="dxa" w:w="10410"/>
+            <w:tcBorders>
+              <w:top w:val="single" w:sz="4" w:space="0" w:color="C4C3D5"/>
+              <w:left w:val="single" w:sz="30" w:space="0" w:color="413D85"/>
+              <w:bottom w:val="single" w:sz="4" w:space="0" w:color="C4C3D5"/>
+              <w:right w:val="single" w:sz="4" w:space="0" w:color="C4C3D5"/>
+            </w:tcBorders>
+          </w:tcPr>
+          <w:p>
+            <w:pPr>
+              <w:tabs>
+                <w:tab w:pos="9990" w:val="right"/>
+              </w:tabs>
+              <w:spacing w:before="0" w:after="0"/>
+              <w:jc w:val="left"/>
+            </w:pPr>
+            <w:r>
+              <w:rPr>
+                <w:b/>
+                <w:color w:val="231F51"/>
+                <w:sz w:val="21"/>
+              </w:rPr>
+              <w:t>자격 · 학교</w:t>
+            </w:r>
+            <w:r>
+              <w:rPr>
+                <w:color w:val="A9B0B8"/>
+                <w:sz w:val="18"/>
+              </w:rPr>
+              <w:tab/>
+              <w:t>취득일</w:t>
+            </w:r>
+          </w:p>
+          <w:p>
+            <w:pPr>
+              <w:spacing w:before="40" w:after="0"/>
+              <w:jc w:val="left"/>
+            </w:pPr>
+            <w:r>
+              <w:rPr>
+                <w:color w:val="A9B0B8"/>
+                <w:sz w:val="18"/>
+              </w:rPr>
+              <w:t>내 용</w:t>
+            </w:r>
+          </w:p>
+        </w:tc>
+      </w:tr>
+    </w:tbl>
+    <w:p>
+      <w:pPr>
+        <w:spacing w:lineRule="exact" w:line="75" w:before="0" w:after="0"/>
+      </w:pPr>
+    </w:p>
+    <w:tbl>
+      <w:tblPr>
+        <w:tblW w:w="10410" w:type="dxa"/>
+        <w:jc w:val="left"/>
+        <w:tblLayout w:type="fixed"/>
+        <w:tblCellMar>
+          <w:top w:w="70" w:type="dxa"/>
+          <w:left w:w="140" w:type="dxa"/>
+          <w:bottom w:w="70" w:type="dxa"/>
+          <w:right w:w="140" w:type="dxa"/>
+        </w:tblCellMar>
+        <w:tblLook w:firstColumn="1" w:firstRow="1" w:lastColumn="0" w:lastRow="0" w:noHBand="0" w:noVBand="1" w:val="04A0"/>
+      </w:tblPr>
+      <w:tblGrid>
+        <w:gridCol w:w="10410"/>
+      </w:tblGrid>
+      <w:tr>
+        <w:trPr>
+          <w:trHeight w:val="930" w:hRule="atLeast"/>
+          <w:cantSplit/>
+        </w:trPr>
+        <w:tc>
+          <w:tcPr>
+            <w:tcW w:type="dxa" w:w="10410"/>
+            <w:tcBorders>
+              <w:top w:val="single" w:sz="4" w:space="0" w:color="C4C3D5"/>
+              <w:left w:val="single" w:sz="30" w:space="0" w:color="413D85"/>
+              <w:bottom w:val="single" w:sz="4" w:space="0" w:color="C4C3D5"/>
+              <w:right w:val="single" w:sz="4" w:space="0" w:color="C4C3D5"/>
+            </w:tcBorders>
+          </w:tcPr>
+          <w:p>
+            <w:pPr>
+              <w:tabs>
+                <w:tab w:pos="9990" w:val="right"/>
+              </w:tabs>
+              <w:spacing w:before="0" w:after="0"/>
+              <w:jc w:val="left"/>
+            </w:pPr>
+            <w:r>
+              <w:rPr>
+                <w:b/>
+                <w:color w:val="231F51"/>
+                <w:sz w:val="21"/>
+              </w:rPr>
+              <w:t>자격 · 학교</w:t>
+            </w:r>
+            <w:r>
+              <w:rPr>
+                <w:color w:val="A9B0B8"/>
+                <w:sz w:val="18"/>
+              </w:rPr>
+              <w:tab/>
+              <w:t>취득일</w:t>
+            </w:r>
+          </w:p>
+          <w:p>
+            <w:pPr>
+              <w:spacing w:before="40" w:after="0"/>
+              <w:jc w:val="left"/>
+            </w:pPr>
+            <w:r>
+              <w:rPr>
+                <w:color w:val="A9B0B8"/>
+                <w:sz w:val="18"/>
+              </w:rPr>
+              <w:t>내 용</w:t>
+            </w:r>
+          </w:p>
+        </w:tc>
+      </w:tr>
+    </w:tbl>
+    <w:p>
+      <w:pPr>
+        <w:spacing w:lineRule="exact" w:line="75" w:before="0" w:after="0"/>
+      </w:pPr>
+    </w:p>
+    <w:p>
+      <w:pPr>
+        <w:keepNext/>
+        <w:spacing w:before="240" w:after="80"/>
+        <w:jc w:val="left"/>
+      </w:pPr>
+      <w:r>
+        <w:rPr>
+          <w:rFonts w:ascii="바탕" w:hAnsi="바탕" w:eastAsia="바탕" w:cs="바탕"/>
+          <w:b/>
+          <w:color w:val="231F51"/>
+          <w:sz w:val="22"/>
+        </w:rPr>
         <w:t>근무 경력</w:t>
       </w:r>
     </w:p>
@@ -1178,253 +1425,6 @@
       </w:pPr>
     </w:p>
     <w:p>
-      <w:pPr>
-        <w:keepNext/>
-        <w:spacing w:before="240" w:after="80"/>
-        <w:jc w:val="left"/>
-      </w:pPr>
-      <w:r>
-        <w:rPr>
-          <w:rFonts w:ascii="바탕" w:hAnsi="바탕" w:eastAsia="바탕" w:cs="바탕"/>
-          <w:b/>
-          <w:color w:val="231F51"/>
-          <w:sz w:val="22"/>
-        </w:rPr>
-        <w:t>자격 · 학력</w:t>
-      </w:r>
-    </w:p>
-    <w:tbl>
-      <w:tblPr>
-        <w:tblW w:w="10410" w:type="dxa"/>
-        <w:jc w:val="left"/>
-        <w:tblLayout w:type="fixed"/>
-        <w:tblCellMar>
-          <w:top w:w="70" w:type="dxa"/>
-          <w:left w:w="140" w:type="dxa"/>
-          <w:bottom w:w="70" w:type="dxa"/>
-          <w:right w:w="140" w:type="dxa"/>
-        </w:tblCellMar>
-        <w:tblLook w:firstColumn="1" w:firstRow="1" w:lastColumn="0" w:lastRow="0" w:noHBand="0" w:noVBand="1" w:val="04A0"/>
-      </w:tblPr>
-      <w:tblGrid>
-        <w:gridCol w:w="10410"/>
-      </w:tblGrid>
-      <w:tr>
-        <w:trPr>
-          <w:trHeight w:val="930" w:hRule="atLeast"/>
-          <w:cantSplit/>
-        </w:trPr>
-        <w:tc>
-          <w:tcPr>
-            <w:tcW w:type="dxa" w:w="10410"/>
-            <w:tcBorders>
-              <w:top w:val="single" w:sz="4" w:space="0" w:color="C4C3D5"/>
-              <w:left w:val="single" w:sz="30" w:space="0" w:color="413D85"/>
-              <w:bottom w:val="single" w:sz="4" w:space="0" w:color="C4C3D5"/>
-              <w:right w:val="single" w:sz="4" w:space="0" w:color="C4C3D5"/>
-            </w:tcBorders>
-          </w:tcPr>
-          <w:p>
-            <w:pPr>
-              <w:tabs>
-                <w:tab w:pos="9990" w:val="right"/>
-              </w:tabs>
-              <w:spacing w:before="0" w:after="0"/>
-              <w:jc w:val="left"/>
-            </w:pPr>
-            <w:r>
-              <w:rPr>
-                <w:b/>
-                <w:color w:val="231F51"/>
-                <w:sz w:val="21"/>
-              </w:rPr>
-              <w:t>자격 · 학교</w:t>
-            </w:r>
-            <w:r>
-              <w:rPr>
-                <w:color w:val="A9B0B8"/>
-                <w:sz w:val="18"/>
-              </w:rPr>
-              <w:tab/>
-              <w:t>취득일</w:t>
-            </w:r>
-          </w:p>
-          <w:p>
-            <w:pPr>
-              <w:spacing w:before="40" w:after="0"/>
-              <w:jc w:val="left"/>
-            </w:pPr>
-            <w:r>
-              <w:rPr>
-                <w:color w:val="A9B0B8"/>
-                <w:sz w:val="18"/>
-              </w:rPr>
-              <w:t>내 용</w:t>
-            </w:r>
-          </w:p>
-        </w:tc>
-      </w:tr>
-    </w:tbl>
-    <w:p>
-      <w:pPr>
-        <w:spacing w:lineRule="exact" w:line="75" w:before="0" w:after="0"/>
-      </w:pPr>
-    </w:p>
-    <w:tbl>
-      <w:tblPr>
-        <w:tblW w:w="10410" w:type="dxa"/>
-        <w:jc w:val="left"/>
-        <w:tblLayout w:type="fixed"/>
-        <w:tblCellMar>
-          <w:top w:w="70" w:type="dxa"/>
-          <w:left w:w="140" w:type="dxa"/>
-          <w:bottom w:w="70" w:type="dxa"/>
-          <w:right w:w="140" w:type="dxa"/>
-        </w:tblCellMar>
-        <w:tblLook w:firstColumn="1" w:firstRow="1" w:lastColumn="0" w:lastRow="0" w:noHBand="0" w:noVBand="1" w:val="04A0"/>
-      </w:tblPr>
-      <w:tblGrid>
-        <w:gridCol w:w="10410"/>
-      </w:tblGrid>
-      <w:tr>
-        <w:trPr>
-          <w:trHeight w:val="930" w:hRule="atLeast"/>
-          <w:cantSplit/>
-        </w:trPr>
-        <w:tc>
-          <w:tcPr>
-            <w:tcW w:type="dxa" w:w="10410"/>
-            <w:tcBorders>
-              <w:top w:val="single" w:sz="4" w:space="0" w:color="C4C3D5"/>
-              <w:left w:val="single" w:sz="30" w:space="0" w:color="413D85"/>
-              <w:bottom w:val="single" w:sz="4" w:space="0" w:color="C4C3D5"/>
-              <w:right w:val="single" w:sz="4" w:space="0" w:color="C4C3D5"/>
-            </w:tcBorders>
-          </w:tcPr>
-          <w:p>
-            <w:pPr>
-              <w:tabs>
-                <w:tab w:pos="9990" w:val="right"/>
-              </w:tabs>
-              <w:spacing w:before="0" w:after="0"/>
-              <w:jc w:val="left"/>
-            </w:pPr>
-            <w:r>
-              <w:rPr>
-                <w:b/>
-                <w:color w:val="231F51"/>
-                <w:sz w:val="21"/>
-              </w:rPr>
-              <w:t>자격 · 학교</w:t>
-            </w:r>
-            <w:r>
-              <w:rPr>
-                <w:color w:val="A9B0B8"/>
-                <w:sz w:val="18"/>
-              </w:rPr>
-              <w:tab/>
-              <w:t>취득일</w:t>
-            </w:r>
-          </w:p>
-          <w:p>
-            <w:pPr>
-              <w:spacing w:before="40" w:after="0"/>
-              <w:jc w:val="left"/>
-            </w:pPr>
-            <w:r>
-              <w:rPr>
-                <w:color w:val="A9B0B8"/>
-                <w:sz w:val="18"/>
-              </w:rPr>
-              <w:t>내 용</w:t>
-            </w:r>
-          </w:p>
-        </w:tc>
-      </w:tr>
-    </w:tbl>
-    <w:p>
-      <w:pPr>
-        <w:spacing w:lineRule="exact" w:line="75" w:before="0" w:after="0"/>
-      </w:pPr>
-    </w:p>
-    <w:tbl>
-      <w:tblPr>
-        <w:tblW w:w="10410" w:type="dxa"/>
-        <w:jc w:val="left"/>
-        <w:tblLayout w:type="fixed"/>
-        <w:tblCellMar>
-          <w:top w:w="70" w:type="dxa"/>
-          <w:left w:w="140" w:type="dxa"/>
-          <w:bottom w:w="70" w:type="dxa"/>
-          <w:right w:w="140" w:type="dxa"/>
-        </w:tblCellMar>
-        <w:tblLook w:firstColumn="1" w:firstRow="1" w:lastColumn="0" w:lastRow="0" w:noHBand="0" w:noVBand="1" w:val="04A0"/>
-      </w:tblPr>
-      <w:tblGrid>
-        <w:gridCol w:w="10410"/>
-      </w:tblGrid>
-      <w:tr>
-        <w:trPr>
-          <w:trHeight w:val="930" w:hRule="atLeast"/>
-          <w:cantSplit/>
-        </w:trPr>
-        <w:tc>
-          <w:tcPr>
-            <w:tcW w:type="dxa" w:w="10410"/>
-            <w:tcBorders>
-              <w:top w:val="single" w:sz="4" w:space="0" w:color="C4C3D5"/>
-              <w:left w:val="single" w:sz="30" w:space="0" w:color="413D85"/>
-              <w:bottom w:val="single" w:sz="4" w:space="0" w:color="C4C3D5"/>
-              <w:right w:val="single" w:sz="4" w:space="0" w:color="C4C3D5"/>
-            </w:tcBorders>
-          </w:tcPr>
-          <w:p>
-            <w:pPr>
-              <w:tabs>
-                <w:tab w:pos="9990" w:val="right"/>
-              </w:tabs>
-              <w:spacing w:before="0" w:after="0"/>
-              <w:jc w:val="left"/>
-            </w:pPr>
-            <w:r>
-              <w:rPr>
-                <w:b/>
-                <w:color w:val="231F51"/>
-                <w:sz w:val="21"/>
-              </w:rPr>
-              <w:t>자격 · 학교</w:t>
-            </w:r>
-            <w:r>
-              <w:rPr>
-                <w:color w:val="A9B0B8"/>
-                <w:sz w:val="18"/>
-              </w:rPr>
-              <w:tab/>
-              <w:t>취득일</w:t>
-            </w:r>
-          </w:p>
-          <w:p>
-            <w:pPr>
-              <w:spacing w:before="40" w:after="0"/>
-              <w:jc w:val="left"/>
-            </w:pPr>
-            <w:r>
-              <w:rPr>
-                <w:color w:val="A9B0B8"/>
-                <w:sz w:val="18"/>
-              </w:rPr>
-              <w:t>내 용</w:t>
-            </w:r>
-          </w:p>
-        </w:tc>
-      </w:tr>
-    </w:tbl>
-    <w:p>
-      <w:pPr>
-        <w:spacing w:lineRule="exact" w:line="75" w:before="0" w:after="0"/>
-      </w:pPr>
-    </w:p>
-    <w:p>
       <w:r>
         <w:br w:type="page"/>
       </w:r>

--- a/public/fun/forms/이력서_호텔·관광서비스_9_포트폴리오형.docx
+++ b/public/fun/forms/이력서_호텔·관광서비스_9_포트폴리오형.docx
@@ -1687,7 +1687,7 @@
                 <w:color w:val="413D85"/>
                 <w:sz w:val="19"/>
               </w:rPr>
-              <w:t>2022.05~현재 · ○○호텔 프런트 · 외국인 투숙객 응대 · 고객 칭찬 카드 월 평균 6건</w:t>
+              <w:t>기간 입력 · ○○호텔 프런트 · 외국인 투숙객 응대 · 고객 칭찬 카드 월 평균 6건</w:t>
             </w:r>
           </w:p>
         </w:tc>
